--- a/Assets/Case study/Chapter 7/Kahanov2E_chap07_CS_2.docx
+++ b/Assets/Case study/Chapter 7/Kahanov2E_chap07_CS_2.docx
@@ -182,23 +182,14 @@
           <w:color w:val="000000"/>
           <w:sz w:val="22"/>
           <w:szCs w:val="22"/>
-          <w:rPrChange w:id="3" w:author="Claire Copa" w:date="2026-10-09T10:09:00Z" w16du:dateUtc="2026-10-09T14:09:00Z">
-            <w:rPr/>
-          </w:rPrChange>
-        </w:rPr>
-        <w:pPrChange w:id="4" w:author="Claire Copa" w:date="2026-10-09T10:09:00Z" w16du:dateUtc="2026-10-09T14:09:00Z">
-          <w:pPr/>
-        </w:pPrChange>
-      </w:pPr>
-      <w:r>
-        <w:rPr>
-          <w:rFonts w:cstheme="minorHAnsi"/>
-          <w:color w:val="000000"/>
-          <w:sz w:val="22"/>
-          <w:szCs w:val="22"/>
-          <w:rPrChange w:id="5" w:author="Claire Copa" w:date="2026-10-09T10:09:00Z" w16du:dateUtc="2026-10-09T14:09:00Z">
-            <w:rPr/>
-          </w:rPrChange>
+        </w:rPr>
+      </w:pPr>
+      <w:r>
+        <w:rPr>
+          <w:rFonts w:cstheme="minorHAnsi"/>
+          <w:color w:val="000000"/>
+          <w:sz w:val="22"/>
+          <w:szCs w:val="22"/>
         </w:rPr>
         <w:t xml:space="preserve">What PPE should Eric use to clean up the blood spill? </w:t>
       </w:r>
